--- a/CMMC-2/CSW-CMMC-Compliance-Report.docx
+++ b/CMMC-2/CSW-CMMC-Compliance-Report.docx
@@ -337,6 +337,62 @@
         </mc:AlternateContent>
       </w:r>
       <w:bookmarkEnd w:id="1"/>
+    </w:p>
+    <w:p>
+      <w:pPr>
+        <w:pStyle w:val="Heading2"/>
+      </w:pPr>
+      <w:r>
+        <w:t>How to read the coverage words</w:t>
+      </w:r>
+    </w:p>
+    <w:p>
+      <w:pPr/>
+      <w:r>
+        <w:rPr>
+          <w:b/>
+        </w:rPr>
+        <w:t>Full Coverage</w:t>
+      </w:r>
+      <w:r>
+        <w:t xml:space="preserve"> on the older reports means Secure Workload can produce that row's artifact. It does not mean the control is met.</w:t>
+      </w:r>
+    </w:p>
+    <w:p>
+      <w:pPr/>
+      <w:r>
+        <w:rPr>
+          <w:b/>
+        </w:rPr>
+        <w:t>Partial Coverage</w:t>
+      </w:r>
+      <w:r>
+        <w:t xml:space="preserve"> means file that export next to another control.</w:t>
+      </w:r>
+    </w:p>
+    <w:p>
+      <w:pPr/>
+      <w:r>
+        <w:rPr>
+          <w:b/>
+        </w:rPr>
+        <w:t>Evidence Required</w:t>
+      </w:r>
+      <w:r>
+        <w:t xml:space="preserve"> means Secure Workload has no record. The customer files the contract, the analysis, or the HR or physical-security evidence.</w:t>
+      </w:r>
+    </w:p>
+    <w:p>
+      <w:pPr/>
+      <w:r>
+        <w:rPr>
+          <w:b/>
+        </w:rPr>
+        <w:t>Direct, Supporting, and Out of scope</w:t>
+      </w:r>
+      <w:r>
+        <w:t xml:space="preserve"> on the newer reports are the same idea in different words. Direct is still evidence, not a pass.</w:t>
+      </w:r>
     </w:p>
     <w:p>
       <w:pPr>

--- a/CMMC-2/CSW-CMMC-Compliance-Report.docx
+++ b/CMMC-2/CSW-CMMC-Compliance-Report.docx
@@ -343,7 +343,7 @@
         <w:pStyle w:val="Heading2"/>
       </w:pPr>
       <w:r>
-        <w:t>How to read the coverage words</w:t>
+        <w:t>How to read the Coverage column</w:t>
       </w:r>
     </w:p>
     <w:p>
@@ -352,10 +352,10 @@
         <w:rPr>
           <w:b/>
         </w:rPr>
-        <w:t>Full Coverage</w:t>
-      </w:r>
-      <w:r>
-        <w:t xml:space="preserve"> on the older reports means Secure Workload can produce that row's artifact. It does not mean the control is met.</w:t>
+        <w:t>Direct</w:t>
+      </w:r>
+      <w:r>
+        <w:t xml:space="preserve"> means Secure Workload produces the primary evidence artifact for that row — segmentation, policy, flow and process telemetry, inventory, vulnerability and reachability, or forensic reconstruction. Direct is still evidence, not an attestation.</w:t>
       </w:r>
     </w:p>
     <w:p>
@@ -364,10 +364,10 @@
         <w:rPr>
           <w:b/>
         </w:rPr>
-        <w:t>Partial Coverage</w:t>
-      </w:r>
-      <w:r>
-        <w:t xml:space="preserve"> means file that export next to another control.</w:t>
+        <w:t>Supporting</w:t>
+      </w:r>
+      <w:r>
+        <w:t xml:space="preserve"> means Secure Workload contributes an input that feeds or complements another control, tool, or process — detection input only, reconciled against an external register, or one log source among several.</w:t>
       </w:r>
     </w:p>
     <w:p>
@@ -379,19 +379,13 @@
         <w:t>Evidence Required</w:t>
       </w:r>
       <w:r>
-        <w:t xml:space="preserve"> means Secure Workload has no record. The customer files the contract, the analysis, or the HR or physical-security evidence.</w:t>
+        <w:t xml:space="preserve"> means Secure Workload has no record for that row. The customer supplies the contract, the analysis, or the HR / physical-security evidence from another control.</w:t>
       </w:r>
     </w:p>
     <w:p>
       <w:pPr/>
       <w:r>
-        <w:rPr>
-          <w:b/>
-        </w:rPr>
-        <w:t>Direct, Supporting, and Out of scope</w:t>
-      </w:r>
-      <w:r>
-        <w:t xml:space="preserve"> on the newer reports are the same idea in different words. Direct is still evidence, not a pass.</w:t>
+        <w:t>Every report in this set now uses the same three coverage words — Direct, Supporting, and Evidence Required. Coverage describes what evidence Secure Workload produces; it never means the control is passed.</w:t>
       </w:r>
     </w:p>
     <w:p>
@@ -740,6 +734,14 @@
           <w:end w:w="108" w:type="dxa"/>
         </w:tblCellMar>
         <w:tblLook w:noHBand="0" w:lastColumn="0" w:firstColumn="0" w:lastRow="0" w:firstRow="1" w:noVBand="0" w:val="0020"/>
+        <w:tblBorders>
+          <w:top w:val="single" w:sz="4" w:space="0" w:color="BFBFBF"/>
+          <w:left w:val="single" w:sz="4" w:space="0" w:color="BFBFBF"/>
+          <w:bottom w:val="single" w:sz="4" w:space="0" w:color="BFBFBF"/>
+          <w:right w:val="single" w:sz="4" w:space="0" w:color="BFBFBF"/>
+          <w:insideH w:val="single" w:sz="4" w:space="0" w:color="BFBFBF"/>
+          <w:insideV w:val="single" w:sz="4" w:space="0" w:color="BFBFBF"/>
+        </w:tblBorders>
       </w:tblPr>
       <w:tblGrid>
         <w:gridCol w:w="2339"/>
@@ -758,24 +760,27 @@
               <w:bottom w:val="single" w:sz="6" w:space="0" w:color="000000"/>
             </w:tcBorders>
             <w:vAlign w:val="bottom"/>
-          </w:tcPr>
-          <w:p>
-            <w:pPr>
-              <w:pStyle w:val="Compact"/>
-              <w:widowControl/>
-              <w:spacing w:before="36" w:after="36"/>
-              <w:jc w:val="start"/>
-              <w:rPr>
-                <w:rFonts w:ascii="Aptos" w:hAnsi="Aptos" w:eastAsia="" w:cs=""/>
-                <w:kern w:val="0"/>
-                <w:sz w:val="24"/>
-                <w:szCs w:val="24"/>
-                <w:lang w:val="en-US" w:eastAsia="zh-CN" w:bidi="ar-SA"/>
-              </w:rPr>
-            </w:pPr>
-            <w:r>
-              <w:rPr>
-                <w:rFonts w:eastAsia="" w:cs=""/>
+            <w:shd w:val="clear" w:color="auto" w:fill="003366"/>
+          </w:tcPr>
+          <w:p>
+            <w:pPr>
+              <w:pStyle w:val="Compact"/>
+              <w:widowControl/>
+              <w:spacing w:before="36" w:after="36"/>
+              <w:jc w:val="start"/>
+              <w:rPr>
+                <w:rFonts w:ascii="Aptos" w:hAnsi="Aptos" w:eastAsia="" w:cs=""/>
+                <w:kern w:val="0"/>
+                <w:sz w:val="24"/>
+                <w:szCs w:val="24"/>
+                <w:lang w:val="en-US" w:eastAsia="zh-CN" w:bidi="ar-SA"/>
+              </w:rPr>
+            </w:pPr>
+            <w:r>
+              <w:rPr>
+                <w:rFonts w:eastAsia="" w:cs=""/>
+                <w:b/>
+                <w:color w:val="FFFFFF"/>
                 <w:kern w:val="0"/>
                 <w:sz w:val="24"/>
                 <w:szCs w:val="24"/>
@@ -792,24 +797,27 @@
               <w:bottom w:val="single" w:sz="6" w:space="0" w:color="000000"/>
             </w:tcBorders>
             <w:vAlign w:val="bottom"/>
-          </w:tcPr>
-          <w:p>
-            <w:pPr>
-              <w:pStyle w:val="Compact"/>
-              <w:widowControl/>
-              <w:spacing w:before="36" w:after="36"/>
-              <w:jc w:val="start"/>
-              <w:rPr>
-                <w:rFonts w:ascii="Aptos" w:hAnsi="Aptos" w:eastAsia="" w:cs=""/>
-                <w:kern w:val="0"/>
-                <w:sz w:val="24"/>
-                <w:szCs w:val="24"/>
-                <w:lang w:val="en-US" w:eastAsia="zh-CN" w:bidi="ar-SA"/>
-              </w:rPr>
-            </w:pPr>
-            <w:r>
-              <w:rPr>
-                <w:rFonts w:eastAsia="" w:cs=""/>
+            <w:shd w:val="clear" w:color="auto" w:fill="003366"/>
+          </w:tcPr>
+          <w:p>
+            <w:pPr>
+              <w:pStyle w:val="Compact"/>
+              <w:widowControl/>
+              <w:spacing w:before="36" w:after="36"/>
+              <w:jc w:val="start"/>
+              <w:rPr>
+                <w:rFonts w:ascii="Aptos" w:hAnsi="Aptos" w:eastAsia="" w:cs=""/>
+                <w:kern w:val="0"/>
+                <w:sz w:val="24"/>
+                <w:szCs w:val="24"/>
+                <w:lang w:val="en-US" w:eastAsia="zh-CN" w:bidi="ar-SA"/>
+              </w:rPr>
+            </w:pPr>
+            <w:r>
+              <w:rPr>
+                <w:rFonts w:eastAsia="" w:cs=""/>
+                <w:b/>
+                <w:color w:val="FFFFFF"/>
                 <w:kern w:val="0"/>
                 <w:sz w:val="24"/>
                 <w:szCs w:val="24"/>
@@ -826,24 +834,27 @@
               <w:bottom w:val="single" w:sz="6" w:space="0" w:color="000000"/>
             </w:tcBorders>
             <w:vAlign w:val="bottom"/>
-          </w:tcPr>
-          <w:p>
-            <w:pPr>
-              <w:pStyle w:val="Compact"/>
-              <w:widowControl/>
-              <w:spacing w:before="36" w:after="36"/>
-              <w:jc w:val="start"/>
-              <w:rPr>
-                <w:rFonts w:ascii="Aptos" w:hAnsi="Aptos" w:eastAsia="" w:cs=""/>
-                <w:kern w:val="0"/>
-                <w:sz w:val="24"/>
-                <w:szCs w:val="24"/>
-                <w:lang w:val="en-US" w:eastAsia="zh-CN" w:bidi="ar-SA"/>
-              </w:rPr>
-            </w:pPr>
-            <w:r>
-              <w:rPr>
-                <w:rFonts w:eastAsia="" w:cs=""/>
+            <w:shd w:val="clear" w:color="auto" w:fill="003366"/>
+          </w:tcPr>
+          <w:p>
+            <w:pPr>
+              <w:pStyle w:val="Compact"/>
+              <w:widowControl/>
+              <w:spacing w:before="36" w:after="36"/>
+              <w:jc w:val="start"/>
+              <w:rPr>
+                <w:rFonts w:ascii="Aptos" w:hAnsi="Aptos" w:eastAsia="" w:cs=""/>
+                <w:kern w:val="0"/>
+                <w:sz w:val="24"/>
+                <w:szCs w:val="24"/>
+                <w:lang w:val="en-US" w:eastAsia="zh-CN" w:bidi="ar-SA"/>
+              </w:rPr>
+            </w:pPr>
+            <w:r>
+              <w:rPr>
+                <w:rFonts w:eastAsia="" w:cs=""/>
+                <w:b/>
+                <w:color w:val="FFFFFF"/>
                 <w:kern w:val="0"/>
                 <w:sz w:val="24"/>
                 <w:szCs w:val="24"/>
@@ -860,24 +871,27 @@
               <w:bottom w:val="single" w:sz="6" w:space="0" w:color="000000"/>
             </w:tcBorders>
             <w:vAlign w:val="bottom"/>
-          </w:tcPr>
-          <w:p>
-            <w:pPr>
-              <w:pStyle w:val="Compact"/>
-              <w:widowControl/>
-              <w:spacing w:before="36" w:after="36"/>
-              <w:jc w:val="start"/>
-              <w:rPr>
-                <w:rFonts w:ascii="Aptos" w:hAnsi="Aptos" w:eastAsia="" w:cs=""/>
-                <w:kern w:val="0"/>
-                <w:sz w:val="24"/>
-                <w:szCs w:val="24"/>
-                <w:lang w:val="en-US" w:eastAsia="zh-CN" w:bidi="ar-SA"/>
-              </w:rPr>
-            </w:pPr>
-            <w:r>
-              <w:rPr>
-                <w:rFonts w:eastAsia="" w:cs=""/>
+            <w:shd w:val="clear" w:color="auto" w:fill="003366"/>
+          </w:tcPr>
+          <w:p>
+            <w:pPr>
+              <w:pStyle w:val="Compact"/>
+              <w:widowControl/>
+              <w:spacing w:before="36" w:after="36"/>
+              <w:jc w:val="start"/>
+              <w:rPr>
+                <w:rFonts w:ascii="Aptos" w:hAnsi="Aptos" w:eastAsia="" w:cs=""/>
+                <w:kern w:val="0"/>
+                <w:sz w:val="24"/>
+                <w:szCs w:val="24"/>
+                <w:lang w:val="en-US" w:eastAsia="zh-CN" w:bidi="ar-SA"/>
+              </w:rPr>
+            </w:pPr>
+            <w:r>
+              <w:rPr>
+                <w:rFonts w:eastAsia="" w:cs=""/>
+                <w:b/>
+                <w:color w:val="FFFFFF"/>
                 <w:kern w:val="0"/>
                 <w:sz w:val="24"/>
                 <w:szCs w:val="24"/>
@@ -956,28 +970,26 @@
           <w:tcPr>
             <w:tcW w:w="2340" w:type="dxa"/>
             <w:tcBorders/>
-          </w:tcPr>
-          <w:p>
-            <w:pPr>
-              <w:pStyle w:val="Compact"/>
-              <w:widowControl/>
-              <w:spacing w:before="36" w:after="36"/>
-              <w:jc w:val="start"/>
-              <w:rPr>
-                <w:rFonts w:ascii="Aptos" w:hAnsi="Aptos" w:eastAsia="" w:cs=""/>
-                <w:kern w:val="0"/>
-                <w:sz w:val="24"/>
-                <w:szCs w:val="24"/>
-                <w:lang w:val="en-US" w:eastAsia="zh-CN" w:bidi="ar-SA"/>
-              </w:rPr>
-            </w:pPr>
-            <w:r>
-              <w:rPr>
-                <w:rFonts w:eastAsia="" w:cs=""/>
-                <w:kern w:val="0"/>
-                <w:sz w:val="24"/>
-                <w:szCs w:val="24"/>
-                <w:lang w:val="en-US" w:eastAsia="zh-CN" w:bidi="ar-SA"/>
+            <w:shd w:val="clear" w:color="auto" w:fill="107C41"/>
+          </w:tcPr>
+          <w:p>
+            <w:pPr>
+              <w:pStyle w:val="Compact"/>
+              <w:widowControl/>
+              <w:spacing w:before="36" w:after="36"/>
+              <w:jc w:val="start"/>
+              <w:rPr>
+                <w:rFonts w:ascii="Aptos" w:hAnsi="Aptos" w:eastAsia="" w:cs=""/>
+                <w:kern w:val="0"/>
+                <w:sz w:val="24"/>
+                <w:szCs w:val="24"/>
+                <w:lang w:val="en-US" w:eastAsia="zh-CN" w:bidi="ar-SA"/>
+              </w:rPr>
+            </w:pPr>
+            <w:r>
+              <w:rPr>
+                <w:b/>
+                <w:color w:val="FFFFFF"/>
               </w:rPr>
               <w:t>Direct</w:t>
             </w:r>
@@ -1021,6 +1033,7 @@
           <w:tcPr>
             <w:tcW w:w="2339" w:type="dxa"/>
             <w:tcBorders/>
+            <w:shd w:val="clear" w:color="auto" w:fill="F2F2F2"/>
           </w:tcPr>
           <w:p>
             <w:pPr>
@@ -1052,6 +1065,7 @@
           <w:tcPr>
             <w:tcW w:w="2340" w:type="dxa"/>
             <w:tcBorders/>
+            <w:shd w:val="clear" w:color="auto" w:fill="F2F2F2"/>
           </w:tcPr>
           <w:p>
             <w:pPr>
@@ -1083,30 +1097,28 @@
           <w:tcPr>
             <w:tcW w:w="2340" w:type="dxa"/>
             <w:tcBorders/>
-          </w:tcPr>
-          <w:p>
-            <w:pPr>
-              <w:pStyle w:val="Compact"/>
-              <w:widowControl/>
-              <w:spacing w:before="36" w:after="36"/>
-              <w:jc w:val="start"/>
-              <w:rPr>
-                <w:rFonts w:ascii="Aptos" w:hAnsi="Aptos" w:eastAsia="" w:cs=""/>
-                <w:kern w:val="0"/>
-                <w:sz w:val="24"/>
-                <w:szCs w:val="24"/>
-                <w:lang w:val="en-US" w:eastAsia="zh-CN" w:bidi="ar-SA"/>
-              </w:rPr>
-            </w:pPr>
-            <w:r>
-              <w:rPr>
-                <w:rFonts w:eastAsia="" w:cs=""/>
-                <w:kern w:val="0"/>
-                <w:sz w:val="24"/>
-                <w:szCs w:val="24"/>
-                <w:lang w:val="en-US" w:eastAsia="zh-CN" w:bidi="ar-SA"/>
-              </w:rPr>
-              <w:t>Out of scope</w:t>
+            <w:shd w:val="clear" w:color="auto" w:fill="808080"/>
+          </w:tcPr>
+          <w:p>
+            <w:pPr>
+              <w:pStyle w:val="Compact"/>
+              <w:widowControl/>
+              <w:spacing w:before="36" w:after="36"/>
+              <w:jc w:val="start"/>
+              <w:rPr>
+                <w:rFonts w:ascii="Aptos" w:hAnsi="Aptos" w:eastAsia="" w:cs=""/>
+                <w:kern w:val="0"/>
+                <w:sz w:val="24"/>
+                <w:szCs w:val="24"/>
+                <w:lang w:val="en-US" w:eastAsia="zh-CN" w:bidi="ar-SA"/>
+              </w:rPr>
+            </w:pPr>
+            <w:r>
+              <w:rPr>
+                <w:b/>
+                <w:color w:val="FFFFFF"/>
+              </w:rPr>
+              <w:t>Evidence Required</w:t>
             </w:r>
           </w:p>
         </w:tc>
@@ -1114,6 +1126,7 @@
           <w:tcPr>
             <w:tcW w:w="2341" w:type="dxa"/>
             <w:tcBorders/>
+            <w:shd w:val="clear" w:color="auto" w:fill="F2F2F2"/>
           </w:tcPr>
           <w:p>
             <w:pPr>
@@ -1210,28 +1223,26 @@
           <w:tcPr>
             <w:tcW w:w="2340" w:type="dxa"/>
             <w:tcBorders/>
-          </w:tcPr>
-          <w:p>
-            <w:pPr>
-              <w:pStyle w:val="Compact"/>
-              <w:widowControl/>
-              <w:spacing w:before="36" w:after="36"/>
-              <w:jc w:val="start"/>
-              <w:rPr>
-                <w:rFonts w:ascii="Aptos" w:hAnsi="Aptos" w:eastAsia="" w:cs=""/>
-                <w:kern w:val="0"/>
-                <w:sz w:val="24"/>
-                <w:szCs w:val="24"/>
-                <w:lang w:val="en-US" w:eastAsia="zh-CN" w:bidi="ar-SA"/>
-              </w:rPr>
-            </w:pPr>
-            <w:r>
-              <w:rPr>
-                <w:rFonts w:eastAsia="" w:cs=""/>
-                <w:kern w:val="0"/>
-                <w:sz w:val="24"/>
-                <w:szCs w:val="24"/>
-                <w:lang w:val="en-US" w:eastAsia="zh-CN" w:bidi="ar-SA"/>
+            <w:shd w:val="clear" w:color="auto" w:fill="107C41"/>
+          </w:tcPr>
+          <w:p>
+            <w:pPr>
+              <w:pStyle w:val="Compact"/>
+              <w:widowControl/>
+              <w:spacing w:before="36" w:after="36"/>
+              <w:jc w:val="start"/>
+              <w:rPr>
+                <w:rFonts w:ascii="Aptos" w:hAnsi="Aptos" w:eastAsia="" w:cs=""/>
+                <w:kern w:val="0"/>
+                <w:sz w:val="24"/>
+                <w:szCs w:val="24"/>
+                <w:lang w:val="en-US" w:eastAsia="zh-CN" w:bidi="ar-SA"/>
+              </w:rPr>
+            </w:pPr>
+            <w:r>
+              <w:rPr>
+                <w:b/>
+                <w:color w:val="FFFFFF"/>
               </w:rPr>
               <w:t>Direct</w:t>
             </w:r>
@@ -1275,6 +1286,7 @@
           <w:tcPr>
             <w:tcW w:w="2339" w:type="dxa"/>
             <w:tcBorders/>
+            <w:shd w:val="clear" w:color="auto" w:fill="F2F2F2"/>
           </w:tcPr>
           <w:p>
             <w:pPr>
@@ -1306,6 +1318,7 @@
           <w:tcPr>
             <w:tcW w:w="2340" w:type="dxa"/>
             <w:tcBorders/>
+            <w:shd w:val="clear" w:color="auto" w:fill="F2F2F2"/>
           </w:tcPr>
           <w:p>
             <w:pPr>
@@ -1337,28 +1350,26 @@
           <w:tcPr>
             <w:tcW w:w="2340" w:type="dxa"/>
             <w:tcBorders/>
-          </w:tcPr>
-          <w:p>
-            <w:pPr>
-              <w:pStyle w:val="Compact"/>
-              <w:widowControl/>
-              <w:spacing w:before="36" w:after="36"/>
-              <w:jc w:val="start"/>
-              <w:rPr>
-                <w:rFonts w:ascii="Aptos" w:hAnsi="Aptos" w:eastAsia="" w:cs=""/>
-                <w:kern w:val="0"/>
-                <w:sz w:val="24"/>
-                <w:szCs w:val="24"/>
-                <w:lang w:val="en-US" w:eastAsia="zh-CN" w:bidi="ar-SA"/>
-              </w:rPr>
-            </w:pPr>
-            <w:r>
-              <w:rPr>
-                <w:rFonts w:eastAsia="" w:cs=""/>
-                <w:kern w:val="0"/>
-                <w:sz w:val="24"/>
-                <w:szCs w:val="24"/>
-                <w:lang w:val="en-US" w:eastAsia="zh-CN" w:bidi="ar-SA"/>
+            <w:shd w:val="clear" w:color="auto" w:fill="C55A11"/>
+          </w:tcPr>
+          <w:p>
+            <w:pPr>
+              <w:pStyle w:val="Compact"/>
+              <w:widowControl/>
+              <w:spacing w:before="36" w:after="36"/>
+              <w:jc w:val="start"/>
+              <w:rPr>
+                <w:rFonts w:ascii="Aptos" w:hAnsi="Aptos" w:eastAsia="" w:cs=""/>
+                <w:kern w:val="0"/>
+                <w:sz w:val="24"/>
+                <w:szCs w:val="24"/>
+                <w:lang w:val="en-US" w:eastAsia="zh-CN" w:bidi="ar-SA"/>
+              </w:rPr>
+            </w:pPr>
+            <w:r>
+              <w:rPr>
+                <w:b/>
+                <w:color w:val="FFFFFF"/>
               </w:rPr>
               <w:t>Supporting</w:t>
             </w:r>
@@ -1368,6 +1379,7 @@
           <w:tcPr>
             <w:tcW w:w="2341" w:type="dxa"/>
             <w:tcBorders/>
+            <w:shd w:val="clear" w:color="auto" w:fill="F2F2F2"/>
           </w:tcPr>
           <w:p>
             <w:pPr>
@@ -1464,28 +1476,26 @@
           <w:tcPr>
             <w:tcW w:w="2340" w:type="dxa"/>
             <w:tcBorders/>
-          </w:tcPr>
-          <w:p>
-            <w:pPr>
-              <w:pStyle w:val="Compact"/>
-              <w:widowControl/>
-              <w:spacing w:before="36" w:after="36"/>
-              <w:jc w:val="start"/>
-              <w:rPr>
-                <w:rFonts w:ascii="Aptos" w:hAnsi="Aptos" w:eastAsia="" w:cs=""/>
-                <w:kern w:val="0"/>
-                <w:sz w:val="24"/>
-                <w:szCs w:val="24"/>
-                <w:lang w:val="en-US" w:eastAsia="zh-CN" w:bidi="ar-SA"/>
-              </w:rPr>
-            </w:pPr>
-            <w:r>
-              <w:rPr>
-                <w:rFonts w:eastAsia="" w:cs=""/>
-                <w:kern w:val="0"/>
-                <w:sz w:val="24"/>
-                <w:szCs w:val="24"/>
-                <w:lang w:val="en-US" w:eastAsia="zh-CN" w:bidi="ar-SA"/>
+            <w:shd w:val="clear" w:color="auto" w:fill="107C41"/>
+          </w:tcPr>
+          <w:p>
+            <w:pPr>
+              <w:pStyle w:val="Compact"/>
+              <w:widowControl/>
+              <w:spacing w:before="36" w:after="36"/>
+              <w:jc w:val="start"/>
+              <w:rPr>
+                <w:rFonts w:ascii="Aptos" w:hAnsi="Aptos" w:eastAsia="" w:cs=""/>
+                <w:kern w:val="0"/>
+                <w:sz w:val="24"/>
+                <w:szCs w:val="24"/>
+                <w:lang w:val="en-US" w:eastAsia="zh-CN" w:bidi="ar-SA"/>
+              </w:rPr>
+            </w:pPr>
+            <w:r>
+              <w:rPr>
+                <w:b/>
+                <w:color w:val="FFFFFF"/>
               </w:rPr>
               <w:t>Direct</w:t>
             </w:r>
@@ -1529,6 +1539,7 @@
           <w:tcPr>
             <w:tcW w:w="2339" w:type="dxa"/>
             <w:tcBorders/>
+            <w:shd w:val="clear" w:color="auto" w:fill="F2F2F2"/>
           </w:tcPr>
           <w:p>
             <w:pPr>
@@ -1560,6 +1571,7 @@
           <w:tcPr>
             <w:tcW w:w="2340" w:type="dxa"/>
             <w:tcBorders/>
+            <w:shd w:val="clear" w:color="auto" w:fill="F2F2F2"/>
           </w:tcPr>
           <w:p>
             <w:pPr>
@@ -1591,28 +1603,26 @@
           <w:tcPr>
             <w:tcW w:w="2340" w:type="dxa"/>
             <w:tcBorders/>
-          </w:tcPr>
-          <w:p>
-            <w:pPr>
-              <w:pStyle w:val="Compact"/>
-              <w:widowControl/>
-              <w:spacing w:before="36" w:after="36"/>
-              <w:jc w:val="start"/>
-              <w:rPr>
-                <w:rFonts w:ascii="Aptos" w:hAnsi="Aptos" w:eastAsia="" w:cs=""/>
-                <w:kern w:val="0"/>
-                <w:sz w:val="24"/>
-                <w:szCs w:val="24"/>
-                <w:lang w:val="en-US" w:eastAsia="zh-CN" w:bidi="ar-SA"/>
-              </w:rPr>
-            </w:pPr>
-            <w:r>
-              <w:rPr>
-                <w:rFonts w:eastAsia="" w:cs=""/>
-                <w:kern w:val="0"/>
-                <w:sz w:val="24"/>
-                <w:szCs w:val="24"/>
-                <w:lang w:val="en-US" w:eastAsia="zh-CN" w:bidi="ar-SA"/>
+            <w:shd w:val="clear" w:color="auto" w:fill="C55A11"/>
+          </w:tcPr>
+          <w:p>
+            <w:pPr>
+              <w:pStyle w:val="Compact"/>
+              <w:widowControl/>
+              <w:spacing w:before="36" w:after="36"/>
+              <w:jc w:val="start"/>
+              <w:rPr>
+                <w:rFonts w:ascii="Aptos" w:hAnsi="Aptos" w:eastAsia="" w:cs=""/>
+                <w:kern w:val="0"/>
+                <w:sz w:val="24"/>
+                <w:szCs w:val="24"/>
+                <w:lang w:val="en-US" w:eastAsia="zh-CN" w:bidi="ar-SA"/>
+              </w:rPr>
+            </w:pPr>
+            <w:r>
+              <w:rPr>
+                <w:b/>
+                <w:color w:val="FFFFFF"/>
               </w:rPr>
               <w:t>Supporting</w:t>
             </w:r>
@@ -1622,6 +1632,7 @@
           <w:tcPr>
             <w:tcW w:w="2341" w:type="dxa"/>
             <w:tcBorders/>
+            <w:shd w:val="clear" w:color="auto" w:fill="F2F2F2"/>
           </w:tcPr>
           <w:p>
             <w:pPr>
@@ -1718,28 +1729,26 @@
           <w:tcPr>
             <w:tcW w:w="2340" w:type="dxa"/>
             <w:tcBorders/>
-          </w:tcPr>
-          <w:p>
-            <w:pPr>
-              <w:pStyle w:val="Compact"/>
-              <w:widowControl/>
-              <w:spacing w:before="36" w:after="36"/>
-              <w:jc w:val="start"/>
-              <w:rPr>
-                <w:rFonts w:ascii="Aptos" w:hAnsi="Aptos" w:eastAsia="" w:cs=""/>
-                <w:kern w:val="0"/>
-                <w:sz w:val="24"/>
-                <w:szCs w:val="24"/>
-                <w:lang w:val="en-US" w:eastAsia="zh-CN" w:bidi="ar-SA"/>
-              </w:rPr>
-            </w:pPr>
-            <w:r>
-              <w:rPr>
-                <w:rFonts w:eastAsia="" w:cs=""/>
-                <w:kern w:val="0"/>
-                <w:sz w:val="24"/>
-                <w:szCs w:val="24"/>
-                <w:lang w:val="en-US" w:eastAsia="zh-CN" w:bidi="ar-SA"/>
+            <w:shd w:val="clear" w:color="auto" w:fill="107C41"/>
+          </w:tcPr>
+          <w:p>
+            <w:pPr>
+              <w:pStyle w:val="Compact"/>
+              <w:widowControl/>
+              <w:spacing w:before="36" w:after="36"/>
+              <w:jc w:val="start"/>
+              <w:rPr>
+                <w:rFonts w:ascii="Aptos" w:hAnsi="Aptos" w:eastAsia="" w:cs=""/>
+                <w:kern w:val="0"/>
+                <w:sz w:val="24"/>
+                <w:szCs w:val="24"/>
+                <w:lang w:val="en-US" w:eastAsia="zh-CN" w:bidi="ar-SA"/>
+              </w:rPr>
+            </w:pPr>
+            <w:r>
+              <w:rPr>
+                <w:b/>
+                <w:color w:val="FFFFFF"/>
               </w:rPr>
               <w:t>Direct (evidence)</w:t>
             </w:r>
@@ -1783,6 +1792,7 @@
           <w:tcPr>
             <w:tcW w:w="2339" w:type="dxa"/>
             <w:tcBorders/>
+            <w:shd w:val="clear" w:color="auto" w:fill="F2F2F2"/>
           </w:tcPr>
           <w:p>
             <w:pPr>
@@ -1814,6 +1824,7 @@
           <w:tcPr>
             <w:tcW w:w="2340" w:type="dxa"/>
             <w:tcBorders/>
+            <w:shd w:val="clear" w:color="auto" w:fill="F2F2F2"/>
           </w:tcPr>
           <w:p>
             <w:pPr>
@@ -1845,28 +1856,26 @@
           <w:tcPr>
             <w:tcW w:w="2340" w:type="dxa"/>
             <w:tcBorders/>
-          </w:tcPr>
-          <w:p>
-            <w:pPr>
-              <w:pStyle w:val="Compact"/>
-              <w:widowControl/>
-              <w:spacing w:before="36" w:after="36"/>
-              <w:jc w:val="start"/>
-              <w:rPr>
-                <w:rFonts w:ascii="Aptos" w:hAnsi="Aptos" w:eastAsia="" w:cs=""/>
-                <w:kern w:val="0"/>
-                <w:sz w:val="24"/>
-                <w:szCs w:val="24"/>
-                <w:lang w:val="en-US" w:eastAsia="zh-CN" w:bidi="ar-SA"/>
-              </w:rPr>
-            </w:pPr>
-            <w:r>
-              <w:rPr>
-                <w:rFonts w:eastAsia="" w:cs=""/>
-                <w:kern w:val="0"/>
-                <w:sz w:val="24"/>
-                <w:szCs w:val="24"/>
-                <w:lang w:val="en-US" w:eastAsia="zh-CN" w:bidi="ar-SA"/>
+            <w:shd w:val="clear" w:color="auto" w:fill="C55A11"/>
+          </w:tcPr>
+          <w:p>
+            <w:pPr>
+              <w:pStyle w:val="Compact"/>
+              <w:widowControl/>
+              <w:spacing w:before="36" w:after="36"/>
+              <w:jc w:val="start"/>
+              <w:rPr>
+                <w:rFonts w:ascii="Aptos" w:hAnsi="Aptos" w:eastAsia="" w:cs=""/>
+                <w:kern w:val="0"/>
+                <w:sz w:val="24"/>
+                <w:szCs w:val="24"/>
+                <w:lang w:val="en-US" w:eastAsia="zh-CN" w:bidi="ar-SA"/>
+              </w:rPr>
+            </w:pPr>
+            <w:r>
+              <w:rPr>
+                <w:b/>
+                <w:color w:val="FFFFFF"/>
               </w:rPr>
               <w:t>Supporting</w:t>
             </w:r>
@@ -1876,6 +1885,7 @@
           <w:tcPr>
             <w:tcW w:w="2341" w:type="dxa"/>
             <w:tcBorders/>
+            <w:shd w:val="clear" w:color="auto" w:fill="F2F2F2"/>
           </w:tcPr>
           <w:p>
             <w:pPr>
@@ -1972,30 +1982,28 @@
           <w:tcPr>
             <w:tcW w:w="2340" w:type="dxa"/>
             <w:tcBorders/>
-          </w:tcPr>
-          <w:p>
-            <w:pPr>
-              <w:pStyle w:val="Compact"/>
-              <w:widowControl/>
-              <w:spacing w:before="36" w:after="36"/>
-              <w:jc w:val="start"/>
-              <w:rPr>
-                <w:rFonts w:ascii="Aptos" w:hAnsi="Aptos" w:eastAsia="" w:cs=""/>
-                <w:kern w:val="0"/>
-                <w:sz w:val="24"/>
-                <w:szCs w:val="24"/>
-                <w:lang w:val="en-US" w:eastAsia="zh-CN" w:bidi="ar-SA"/>
-              </w:rPr>
-            </w:pPr>
-            <w:r>
-              <w:rPr>
-                <w:rFonts w:eastAsia="" w:cs=""/>
-                <w:kern w:val="0"/>
-                <w:sz w:val="24"/>
-                <w:szCs w:val="24"/>
-                <w:lang w:val="en-US" w:eastAsia="zh-CN" w:bidi="ar-SA"/>
-              </w:rPr>
-              <w:t>Out of scope</w:t>
+            <w:shd w:val="clear" w:color="auto" w:fill="808080"/>
+          </w:tcPr>
+          <w:p>
+            <w:pPr>
+              <w:pStyle w:val="Compact"/>
+              <w:widowControl/>
+              <w:spacing w:before="36" w:after="36"/>
+              <w:jc w:val="start"/>
+              <w:rPr>
+                <w:rFonts w:ascii="Aptos" w:hAnsi="Aptos" w:eastAsia="" w:cs=""/>
+                <w:kern w:val="0"/>
+                <w:sz w:val="24"/>
+                <w:szCs w:val="24"/>
+                <w:lang w:val="en-US" w:eastAsia="zh-CN" w:bidi="ar-SA"/>
+              </w:rPr>
+            </w:pPr>
+            <w:r>
+              <w:rPr>
+                <w:b/>
+                <w:color w:val="FFFFFF"/>
+              </w:rPr>
+              <w:t>Evidence Required</w:t>
             </w:r>
           </w:p>
         </w:tc>
@@ -2037,6 +2045,7 @@
           <w:tcPr>
             <w:tcW w:w="2339" w:type="dxa"/>
             <w:tcBorders/>
+            <w:shd w:val="clear" w:color="auto" w:fill="F2F2F2"/>
           </w:tcPr>
           <w:p>
             <w:pPr>
@@ -2068,6 +2077,7 @@
           <w:tcPr>
             <w:tcW w:w="2340" w:type="dxa"/>
             <w:tcBorders/>
+            <w:shd w:val="clear" w:color="auto" w:fill="F2F2F2"/>
           </w:tcPr>
           <w:p>
             <w:pPr>
@@ -2099,30 +2109,28 @@
           <w:tcPr>
             <w:tcW w:w="2340" w:type="dxa"/>
             <w:tcBorders/>
-          </w:tcPr>
-          <w:p>
-            <w:pPr>
-              <w:pStyle w:val="Compact"/>
-              <w:widowControl/>
-              <w:spacing w:before="36" w:after="36"/>
-              <w:jc w:val="start"/>
-              <w:rPr>
-                <w:rFonts w:ascii="Aptos" w:hAnsi="Aptos" w:eastAsia="" w:cs=""/>
-                <w:kern w:val="0"/>
-                <w:sz w:val="24"/>
-                <w:szCs w:val="24"/>
-                <w:lang w:val="en-US" w:eastAsia="zh-CN" w:bidi="ar-SA"/>
-              </w:rPr>
-            </w:pPr>
-            <w:r>
-              <w:rPr>
-                <w:rFonts w:eastAsia="" w:cs=""/>
-                <w:kern w:val="0"/>
-                <w:sz w:val="24"/>
-                <w:szCs w:val="24"/>
-                <w:lang w:val="en-US" w:eastAsia="zh-CN" w:bidi="ar-SA"/>
-              </w:rPr>
-              <w:t>Out of scope</w:t>
+            <w:shd w:val="clear" w:color="auto" w:fill="808080"/>
+          </w:tcPr>
+          <w:p>
+            <w:pPr>
+              <w:pStyle w:val="Compact"/>
+              <w:widowControl/>
+              <w:spacing w:before="36" w:after="36"/>
+              <w:jc w:val="start"/>
+              <w:rPr>
+                <w:rFonts w:ascii="Aptos" w:hAnsi="Aptos" w:eastAsia="" w:cs=""/>
+                <w:kern w:val="0"/>
+                <w:sz w:val="24"/>
+                <w:szCs w:val="24"/>
+                <w:lang w:val="en-US" w:eastAsia="zh-CN" w:bidi="ar-SA"/>
+              </w:rPr>
+            </w:pPr>
+            <w:r>
+              <w:rPr>
+                <w:b/>
+                <w:color w:val="FFFFFF"/>
+              </w:rPr>
+              <w:t>Evidence Required</w:t>
             </w:r>
           </w:p>
         </w:tc>
@@ -2130,6 +2138,7 @@
           <w:tcPr>
             <w:tcW w:w="2341" w:type="dxa"/>
             <w:tcBorders/>
+            <w:shd w:val="clear" w:color="auto" w:fill="F2F2F2"/>
           </w:tcPr>
           <w:p>
             <w:pPr>
@@ -2226,30 +2235,28 @@
           <w:tcPr>
             <w:tcW w:w="2340" w:type="dxa"/>
             <w:tcBorders/>
-          </w:tcPr>
-          <w:p>
-            <w:pPr>
-              <w:pStyle w:val="Compact"/>
-              <w:widowControl/>
-              <w:spacing w:before="36" w:after="36"/>
-              <w:jc w:val="start"/>
-              <w:rPr>
-                <w:rFonts w:ascii="Aptos" w:hAnsi="Aptos" w:eastAsia="" w:cs=""/>
-                <w:kern w:val="0"/>
-                <w:sz w:val="24"/>
-                <w:szCs w:val="24"/>
-                <w:lang w:val="en-US" w:eastAsia="zh-CN" w:bidi="ar-SA"/>
-              </w:rPr>
-            </w:pPr>
-            <w:r>
-              <w:rPr>
-                <w:rFonts w:eastAsia="" w:cs=""/>
-                <w:kern w:val="0"/>
-                <w:sz w:val="24"/>
-                <w:szCs w:val="24"/>
-                <w:lang w:val="en-US" w:eastAsia="zh-CN" w:bidi="ar-SA"/>
-              </w:rPr>
-              <w:t>Out of scope</w:t>
+            <w:shd w:val="clear" w:color="auto" w:fill="808080"/>
+          </w:tcPr>
+          <w:p>
+            <w:pPr>
+              <w:pStyle w:val="Compact"/>
+              <w:widowControl/>
+              <w:spacing w:before="36" w:after="36"/>
+              <w:jc w:val="start"/>
+              <w:rPr>
+                <w:rFonts w:ascii="Aptos" w:hAnsi="Aptos" w:eastAsia="" w:cs=""/>
+                <w:kern w:val="0"/>
+                <w:sz w:val="24"/>
+                <w:szCs w:val="24"/>
+                <w:lang w:val="en-US" w:eastAsia="zh-CN" w:bidi="ar-SA"/>
+              </w:rPr>
+            </w:pPr>
+            <w:r>
+              <w:rPr>
+                <w:b/>
+                <w:color w:val="FFFFFF"/>
+              </w:rPr>
+              <w:t>Evidence Required</w:t>
             </w:r>
           </w:p>
         </w:tc>
@@ -2291,6 +2298,7 @@
           <w:tcPr>
             <w:tcW w:w="2339" w:type="dxa"/>
             <w:tcBorders/>
+            <w:shd w:val="clear" w:color="auto" w:fill="F2F2F2"/>
           </w:tcPr>
           <w:p>
             <w:pPr>
@@ -2322,6 +2330,7 @@
           <w:tcPr>
             <w:tcW w:w="2340" w:type="dxa"/>
             <w:tcBorders/>
+            <w:shd w:val="clear" w:color="auto" w:fill="F2F2F2"/>
           </w:tcPr>
           <w:p>
             <w:pPr>
@@ -2353,28 +2362,26 @@
           <w:tcPr>
             <w:tcW w:w="2340" w:type="dxa"/>
             <w:tcBorders/>
-          </w:tcPr>
-          <w:p>
-            <w:pPr>
-              <w:pStyle w:val="Compact"/>
-              <w:widowControl/>
-              <w:spacing w:before="36" w:after="36"/>
-              <w:jc w:val="start"/>
-              <w:rPr>
-                <w:rFonts w:ascii="Aptos" w:hAnsi="Aptos" w:eastAsia="" w:cs=""/>
-                <w:kern w:val="0"/>
-                <w:sz w:val="24"/>
-                <w:szCs w:val="24"/>
-                <w:lang w:val="en-US" w:eastAsia="zh-CN" w:bidi="ar-SA"/>
-              </w:rPr>
-            </w:pPr>
-            <w:r>
-              <w:rPr>
-                <w:rFonts w:eastAsia="" w:cs=""/>
-                <w:kern w:val="0"/>
-                <w:sz w:val="24"/>
-                <w:szCs w:val="24"/>
-                <w:lang w:val="en-US" w:eastAsia="zh-CN" w:bidi="ar-SA"/>
+            <w:shd w:val="clear" w:color="auto" w:fill="107C41"/>
+          </w:tcPr>
+          <w:p>
+            <w:pPr>
+              <w:pStyle w:val="Compact"/>
+              <w:widowControl/>
+              <w:spacing w:before="36" w:after="36"/>
+              <w:jc w:val="start"/>
+              <w:rPr>
+                <w:rFonts w:ascii="Aptos" w:hAnsi="Aptos" w:eastAsia="" w:cs=""/>
+                <w:kern w:val="0"/>
+                <w:sz w:val="24"/>
+                <w:szCs w:val="24"/>
+                <w:lang w:val="en-US" w:eastAsia="zh-CN" w:bidi="ar-SA"/>
+              </w:rPr>
+            </w:pPr>
+            <w:r>
+              <w:rPr>
+                <w:b/>
+                <w:color w:val="FFFFFF"/>
               </w:rPr>
               <w:t>Direct</w:t>
             </w:r>
@@ -2384,6 +2391,7 @@
           <w:tcPr>
             <w:tcW w:w="2341" w:type="dxa"/>
             <w:tcBorders/>
+            <w:shd w:val="clear" w:color="auto" w:fill="F2F2F2"/>
           </w:tcPr>
           <w:p>
             <w:pPr>
@@ -2480,28 +2488,26 @@
           <w:tcPr>
             <w:tcW w:w="2340" w:type="dxa"/>
             <w:tcBorders/>
-          </w:tcPr>
-          <w:p>
-            <w:pPr>
-              <w:pStyle w:val="Compact"/>
-              <w:widowControl/>
-              <w:spacing w:before="36" w:after="36"/>
-              <w:jc w:val="start"/>
-              <w:rPr>
-                <w:rFonts w:ascii="Aptos" w:hAnsi="Aptos" w:eastAsia="" w:cs=""/>
-                <w:kern w:val="0"/>
-                <w:sz w:val="24"/>
-                <w:szCs w:val="24"/>
-                <w:lang w:val="en-US" w:eastAsia="zh-CN" w:bidi="ar-SA"/>
-              </w:rPr>
-            </w:pPr>
-            <w:r>
-              <w:rPr>
-                <w:rFonts w:eastAsia="" w:cs=""/>
-                <w:kern w:val="0"/>
-                <w:sz w:val="24"/>
-                <w:szCs w:val="24"/>
-                <w:lang w:val="en-US" w:eastAsia="zh-CN" w:bidi="ar-SA"/>
+            <w:shd w:val="clear" w:color="auto" w:fill="107C41"/>
+          </w:tcPr>
+          <w:p>
+            <w:pPr>
+              <w:pStyle w:val="Compact"/>
+              <w:widowControl/>
+              <w:spacing w:before="36" w:after="36"/>
+              <w:jc w:val="start"/>
+              <w:rPr>
+                <w:rFonts w:ascii="Aptos" w:hAnsi="Aptos" w:eastAsia="" w:cs=""/>
+                <w:kern w:val="0"/>
+                <w:sz w:val="24"/>
+                <w:szCs w:val="24"/>
+                <w:lang w:val="en-US" w:eastAsia="zh-CN" w:bidi="ar-SA"/>
+              </w:rPr>
+            </w:pPr>
+            <w:r>
+              <w:rPr>
+                <w:b/>
+                <w:color w:val="FFFFFF"/>
               </w:rPr>
               <w:t>Direct</w:t>
             </w:r>
@@ -2545,6 +2551,7 @@
           <w:tcPr>
             <w:tcW w:w="2339" w:type="dxa"/>
             <w:tcBorders/>
+            <w:shd w:val="clear" w:color="auto" w:fill="F2F2F2"/>
           </w:tcPr>
           <w:p>
             <w:pPr>
@@ -2576,6 +2583,7 @@
           <w:tcPr>
             <w:tcW w:w="2340" w:type="dxa"/>
             <w:tcBorders/>
+            <w:shd w:val="clear" w:color="auto" w:fill="F2F2F2"/>
           </w:tcPr>
           <w:p>
             <w:pPr>
@@ -2607,28 +2615,26 @@
           <w:tcPr>
             <w:tcW w:w="2340" w:type="dxa"/>
             <w:tcBorders/>
-          </w:tcPr>
-          <w:p>
-            <w:pPr>
-              <w:pStyle w:val="Compact"/>
-              <w:widowControl/>
-              <w:spacing w:before="36" w:after="36"/>
-              <w:jc w:val="start"/>
-              <w:rPr>
-                <w:rFonts w:ascii="Aptos" w:hAnsi="Aptos" w:eastAsia="" w:cs=""/>
-                <w:kern w:val="0"/>
-                <w:sz w:val="24"/>
-                <w:szCs w:val="24"/>
-                <w:lang w:val="en-US" w:eastAsia="zh-CN" w:bidi="ar-SA"/>
-              </w:rPr>
-            </w:pPr>
-            <w:r>
-              <w:rPr>
-                <w:rFonts w:eastAsia="" w:cs=""/>
-                <w:kern w:val="0"/>
-                <w:sz w:val="24"/>
-                <w:szCs w:val="24"/>
-                <w:lang w:val="en-US" w:eastAsia="zh-CN" w:bidi="ar-SA"/>
+            <w:shd w:val="clear" w:color="auto" w:fill="107C41"/>
+          </w:tcPr>
+          <w:p>
+            <w:pPr>
+              <w:pStyle w:val="Compact"/>
+              <w:widowControl/>
+              <w:spacing w:before="36" w:after="36"/>
+              <w:jc w:val="start"/>
+              <w:rPr>
+                <w:rFonts w:ascii="Aptos" w:hAnsi="Aptos" w:eastAsia="" w:cs=""/>
+                <w:kern w:val="0"/>
+                <w:sz w:val="24"/>
+                <w:szCs w:val="24"/>
+                <w:lang w:val="en-US" w:eastAsia="zh-CN" w:bidi="ar-SA"/>
+              </w:rPr>
+            </w:pPr>
+            <w:r>
+              <w:rPr>
+                <w:b/>
+                <w:color w:val="FFFFFF"/>
               </w:rPr>
               <w:t>Direct</w:t>
             </w:r>
@@ -2638,6 +2644,7 @@
           <w:tcPr>
             <w:tcW w:w="2341" w:type="dxa"/>
             <w:tcBorders/>
+            <w:shd w:val="clear" w:color="auto" w:fill="F2F2F2"/>
           </w:tcPr>
           <w:p>
             <w:pPr>
@@ -2771,6 +2778,14 @@
           <w:end w:w="108" w:type="dxa"/>
         </w:tblCellMar>
         <w:tblLook w:noHBand="0" w:lastColumn="0" w:firstColumn="0" w:lastRow="0" w:firstRow="1" w:noVBand="0" w:val="0020"/>
+        <w:tblBorders>
+          <w:top w:val="single" w:sz="4" w:space="0" w:color="BFBFBF"/>
+          <w:left w:val="single" w:sz="4" w:space="0" w:color="BFBFBF"/>
+          <w:bottom w:val="single" w:sz="4" w:space="0" w:color="BFBFBF"/>
+          <w:right w:val="single" w:sz="4" w:space="0" w:color="BFBFBF"/>
+          <w:insideH w:val="single" w:sz="4" w:space="0" w:color="BFBFBF"/>
+          <w:insideV w:val="single" w:sz="4" w:space="0" w:color="BFBFBF"/>
+        </w:tblBorders>
       </w:tblPr>
       <w:tblGrid>
         <w:gridCol w:w="2339"/>
@@ -2789,24 +2804,27 @@
               <w:bottom w:val="single" w:sz="6" w:space="0" w:color="000000"/>
             </w:tcBorders>
             <w:vAlign w:val="bottom"/>
-          </w:tcPr>
-          <w:p>
-            <w:pPr>
-              <w:pStyle w:val="Compact"/>
-              <w:widowControl/>
-              <w:spacing w:before="36" w:after="36"/>
-              <w:jc w:val="start"/>
-              <w:rPr>
-                <w:rFonts w:ascii="Aptos" w:hAnsi="Aptos" w:eastAsia="" w:cs=""/>
-                <w:kern w:val="0"/>
-                <w:sz w:val="24"/>
-                <w:szCs w:val="24"/>
-                <w:lang w:val="en-US" w:eastAsia="zh-CN" w:bidi="ar-SA"/>
-              </w:rPr>
-            </w:pPr>
-            <w:r>
-              <w:rPr>
-                <w:rFonts w:eastAsia="" w:cs=""/>
+            <w:shd w:val="clear" w:color="auto" w:fill="003366"/>
+          </w:tcPr>
+          <w:p>
+            <w:pPr>
+              <w:pStyle w:val="Compact"/>
+              <w:widowControl/>
+              <w:spacing w:before="36" w:after="36"/>
+              <w:jc w:val="start"/>
+              <w:rPr>
+                <w:rFonts w:ascii="Aptos" w:hAnsi="Aptos" w:eastAsia="" w:cs=""/>
+                <w:kern w:val="0"/>
+                <w:sz w:val="24"/>
+                <w:szCs w:val="24"/>
+                <w:lang w:val="en-US" w:eastAsia="zh-CN" w:bidi="ar-SA"/>
+              </w:rPr>
+            </w:pPr>
+            <w:r>
+              <w:rPr>
+                <w:rFonts w:eastAsia="" w:cs=""/>
+                <w:b/>
+                <w:color w:val="FFFFFF"/>
                 <w:kern w:val="0"/>
                 <w:sz w:val="24"/>
                 <w:szCs w:val="24"/>
@@ -2823,24 +2841,27 @@
               <w:bottom w:val="single" w:sz="6" w:space="0" w:color="000000"/>
             </w:tcBorders>
             <w:vAlign w:val="bottom"/>
-          </w:tcPr>
-          <w:p>
-            <w:pPr>
-              <w:pStyle w:val="Compact"/>
-              <w:widowControl/>
-              <w:spacing w:before="36" w:after="36"/>
-              <w:jc w:val="start"/>
-              <w:rPr>
-                <w:rFonts w:ascii="Aptos" w:hAnsi="Aptos" w:eastAsia="" w:cs=""/>
-                <w:kern w:val="0"/>
-                <w:sz w:val="24"/>
-                <w:szCs w:val="24"/>
-                <w:lang w:val="en-US" w:eastAsia="zh-CN" w:bidi="ar-SA"/>
-              </w:rPr>
-            </w:pPr>
-            <w:r>
-              <w:rPr>
-                <w:rFonts w:eastAsia="" w:cs=""/>
+            <w:shd w:val="clear" w:color="auto" w:fill="003366"/>
+          </w:tcPr>
+          <w:p>
+            <w:pPr>
+              <w:pStyle w:val="Compact"/>
+              <w:widowControl/>
+              <w:spacing w:before="36" w:after="36"/>
+              <w:jc w:val="start"/>
+              <w:rPr>
+                <w:rFonts w:ascii="Aptos" w:hAnsi="Aptos" w:eastAsia="" w:cs=""/>
+                <w:kern w:val="0"/>
+                <w:sz w:val="24"/>
+                <w:szCs w:val="24"/>
+                <w:lang w:val="en-US" w:eastAsia="zh-CN" w:bidi="ar-SA"/>
+              </w:rPr>
+            </w:pPr>
+            <w:r>
+              <w:rPr>
+                <w:rFonts w:eastAsia="" w:cs=""/>
+                <w:b/>
+                <w:color w:val="FFFFFF"/>
                 <w:kern w:val="0"/>
                 <w:sz w:val="24"/>
                 <w:szCs w:val="24"/>
@@ -2857,24 +2878,27 @@
               <w:bottom w:val="single" w:sz="6" w:space="0" w:color="000000"/>
             </w:tcBorders>
             <w:vAlign w:val="bottom"/>
-          </w:tcPr>
-          <w:p>
-            <w:pPr>
-              <w:pStyle w:val="Compact"/>
-              <w:widowControl/>
-              <w:spacing w:before="36" w:after="36"/>
-              <w:jc w:val="start"/>
-              <w:rPr>
-                <w:rFonts w:ascii="Aptos" w:hAnsi="Aptos" w:eastAsia="" w:cs=""/>
-                <w:kern w:val="0"/>
-                <w:sz w:val="24"/>
-                <w:szCs w:val="24"/>
-                <w:lang w:val="en-US" w:eastAsia="zh-CN" w:bidi="ar-SA"/>
-              </w:rPr>
-            </w:pPr>
-            <w:r>
-              <w:rPr>
-                <w:rFonts w:eastAsia="" w:cs=""/>
+            <w:shd w:val="clear" w:color="auto" w:fill="003366"/>
+          </w:tcPr>
+          <w:p>
+            <w:pPr>
+              <w:pStyle w:val="Compact"/>
+              <w:widowControl/>
+              <w:spacing w:before="36" w:after="36"/>
+              <w:jc w:val="start"/>
+              <w:rPr>
+                <w:rFonts w:ascii="Aptos" w:hAnsi="Aptos" w:eastAsia="" w:cs=""/>
+                <w:kern w:val="0"/>
+                <w:sz w:val="24"/>
+                <w:szCs w:val="24"/>
+                <w:lang w:val="en-US" w:eastAsia="zh-CN" w:bidi="ar-SA"/>
+              </w:rPr>
+            </w:pPr>
+            <w:r>
+              <w:rPr>
+                <w:rFonts w:eastAsia="" w:cs=""/>
+                <w:b/>
+                <w:color w:val="FFFFFF"/>
                 <w:kern w:val="0"/>
                 <w:sz w:val="24"/>
                 <w:szCs w:val="24"/>
@@ -2891,24 +2915,27 @@
               <w:bottom w:val="single" w:sz="6" w:space="0" w:color="000000"/>
             </w:tcBorders>
             <w:vAlign w:val="bottom"/>
-          </w:tcPr>
-          <w:p>
-            <w:pPr>
-              <w:pStyle w:val="Compact"/>
-              <w:widowControl/>
-              <w:spacing w:before="36" w:after="36"/>
-              <w:jc w:val="start"/>
-              <w:rPr>
-                <w:rFonts w:ascii="Aptos" w:hAnsi="Aptos" w:eastAsia="" w:cs=""/>
-                <w:kern w:val="0"/>
-                <w:sz w:val="24"/>
-                <w:szCs w:val="24"/>
-                <w:lang w:val="en-US" w:eastAsia="zh-CN" w:bidi="ar-SA"/>
-              </w:rPr>
-            </w:pPr>
-            <w:r>
-              <w:rPr>
-                <w:rFonts w:eastAsia="" w:cs=""/>
+            <w:shd w:val="clear" w:color="auto" w:fill="003366"/>
+          </w:tcPr>
+          <w:p>
+            <w:pPr>
+              <w:pStyle w:val="Compact"/>
+              <w:widowControl/>
+              <w:spacing w:before="36" w:after="36"/>
+              <w:jc w:val="start"/>
+              <w:rPr>
+                <w:rFonts w:ascii="Aptos" w:hAnsi="Aptos" w:eastAsia="" w:cs=""/>
+                <w:kern w:val="0"/>
+                <w:sz w:val="24"/>
+                <w:szCs w:val="24"/>
+                <w:lang w:val="en-US" w:eastAsia="zh-CN" w:bidi="ar-SA"/>
+              </w:rPr>
+            </w:pPr>
+            <w:r>
+              <w:rPr>
+                <w:rFonts w:eastAsia="" w:cs=""/>
+                <w:b/>
+                <w:color w:val="FFFFFF"/>
                 <w:kern w:val="0"/>
                 <w:sz w:val="24"/>
                 <w:szCs w:val="24"/>
@@ -3052,6 +3079,7 @@
           <w:tcPr>
             <w:tcW w:w="2339" w:type="dxa"/>
             <w:tcBorders/>
+            <w:shd w:val="clear" w:color="auto" w:fill="F2F2F2"/>
           </w:tcPr>
           <w:p>
             <w:pPr>
@@ -3083,6 +3111,7 @@
           <w:tcPr>
             <w:tcW w:w="2340" w:type="dxa"/>
             <w:tcBorders/>
+            <w:shd w:val="clear" w:color="auto" w:fill="F2F2F2"/>
           </w:tcPr>
           <w:p>
             <w:pPr>
@@ -3114,6 +3143,7 @@
           <w:tcPr>
             <w:tcW w:w="2340" w:type="dxa"/>
             <w:tcBorders/>
+            <w:shd w:val="clear" w:color="auto" w:fill="F2F2F2"/>
           </w:tcPr>
           <w:p>
             <w:pPr>
@@ -3145,6 +3175,7 @@
           <w:tcPr>
             <w:tcW w:w="2341" w:type="dxa"/>
             <w:tcBorders/>
+            <w:shd w:val="clear" w:color="auto" w:fill="F2F2F2"/>
           </w:tcPr>
           <w:p>
             <w:pPr>
@@ -3306,6 +3337,7 @@
           <w:tcPr>
             <w:tcW w:w="2339" w:type="dxa"/>
             <w:tcBorders/>
+            <w:shd w:val="clear" w:color="auto" w:fill="F2F2F2"/>
           </w:tcPr>
           <w:p>
             <w:pPr>
@@ -3337,6 +3369,7 @@
           <w:tcPr>
             <w:tcW w:w="2340" w:type="dxa"/>
             <w:tcBorders/>
+            <w:shd w:val="clear" w:color="auto" w:fill="F2F2F2"/>
           </w:tcPr>
           <w:p>
             <w:pPr>
@@ -3368,6 +3401,7 @@
           <w:tcPr>
             <w:tcW w:w="2340" w:type="dxa"/>
             <w:tcBorders/>
+            <w:shd w:val="clear" w:color="auto" w:fill="F2F2F2"/>
           </w:tcPr>
           <w:p>
             <w:pPr>
@@ -3399,6 +3433,7 @@
           <w:tcPr>
             <w:tcW w:w="2341" w:type="dxa"/>
             <w:tcBorders/>
+            <w:shd w:val="clear" w:color="auto" w:fill="F2F2F2"/>
           </w:tcPr>
           <w:p>
             <w:pPr>
@@ -3560,6 +3595,7 @@
           <w:tcPr>
             <w:tcW w:w="2339" w:type="dxa"/>
             <w:tcBorders/>
+            <w:shd w:val="clear" w:color="auto" w:fill="F2F2F2"/>
           </w:tcPr>
           <w:p>
             <w:pPr>
@@ -3591,6 +3627,7 @@
           <w:tcPr>
             <w:tcW w:w="2340" w:type="dxa"/>
             <w:tcBorders/>
+            <w:shd w:val="clear" w:color="auto" w:fill="F2F2F2"/>
           </w:tcPr>
           <w:p>
             <w:pPr>
@@ -3622,6 +3659,7 @@
           <w:tcPr>
             <w:tcW w:w="2340" w:type="dxa"/>
             <w:tcBorders/>
+            <w:shd w:val="clear" w:color="auto" w:fill="F2F2F2"/>
           </w:tcPr>
           <w:p>
             <w:pPr>
@@ -3653,6 +3691,7 @@
           <w:tcPr>
             <w:tcW w:w="2341" w:type="dxa"/>
             <w:tcBorders/>
+            <w:shd w:val="clear" w:color="auto" w:fill="F2F2F2"/>
           </w:tcPr>
           <w:p>
             <w:pPr>
@@ -3814,6 +3853,7 @@
           <w:tcPr>
             <w:tcW w:w="2339" w:type="dxa"/>
             <w:tcBorders/>
+            <w:shd w:val="clear" w:color="auto" w:fill="F2F2F2"/>
           </w:tcPr>
           <w:p>
             <w:pPr>
@@ -3845,6 +3885,7 @@
           <w:tcPr>
             <w:tcW w:w="2340" w:type="dxa"/>
             <w:tcBorders/>
+            <w:shd w:val="clear" w:color="auto" w:fill="F2F2F2"/>
           </w:tcPr>
           <w:p>
             <w:pPr>
@@ -3876,6 +3917,7 @@
           <w:tcPr>
             <w:tcW w:w="2340" w:type="dxa"/>
             <w:tcBorders/>
+            <w:shd w:val="clear" w:color="auto" w:fill="F2F2F2"/>
           </w:tcPr>
           <w:p>
             <w:pPr>
@@ -3907,6 +3949,7 @@
           <w:tcPr>
             <w:tcW w:w="2341" w:type="dxa"/>
             <w:tcBorders/>
+            <w:shd w:val="clear" w:color="auto" w:fill="F2F2F2"/>
           </w:tcPr>
           <w:p>
             <w:pPr>
@@ -4068,6 +4111,7 @@
           <w:tcPr>
             <w:tcW w:w="2339" w:type="dxa"/>
             <w:tcBorders/>
+            <w:shd w:val="clear" w:color="auto" w:fill="F2F2F2"/>
           </w:tcPr>
           <w:p>
             <w:pPr>
@@ -4099,6 +4143,7 @@
           <w:tcPr>
             <w:tcW w:w="2340" w:type="dxa"/>
             <w:tcBorders/>
+            <w:shd w:val="clear" w:color="auto" w:fill="F2F2F2"/>
           </w:tcPr>
           <w:p>
             <w:pPr>
@@ -4130,6 +4175,7 @@
           <w:tcPr>
             <w:tcW w:w="2340" w:type="dxa"/>
             <w:tcBorders/>
+            <w:shd w:val="clear" w:color="auto" w:fill="F2F2F2"/>
           </w:tcPr>
           <w:p>
             <w:pPr>
@@ -4161,6 +4207,7 @@
           <w:tcPr>
             <w:tcW w:w="2341" w:type="dxa"/>
             <w:tcBorders/>
+            <w:shd w:val="clear" w:color="auto" w:fill="F2F2F2"/>
           </w:tcPr>
           <w:p>
             <w:pPr>
@@ -4322,6 +4369,7 @@
           <w:tcPr>
             <w:tcW w:w="2339" w:type="dxa"/>
             <w:tcBorders/>
+            <w:shd w:val="clear" w:color="auto" w:fill="F2F2F2"/>
           </w:tcPr>
           <w:p>
             <w:pPr>
@@ -4353,6 +4401,7 @@
           <w:tcPr>
             <w:tcW w:w="2340" w:type="dxa"/>
             <w:tcBorders/>
+            <w:shd w:val="clear" w:color="auto" w:fill="F2F2F2"/>
           </w:tcPr>
           <w:p>
             <w:pPr>
@@ -4384,6 +4433,7 @@
           <w:tcPr>
             <w:tcW w:w="2340" w:type="dxa"/>
             <w:tcBorders/>
+            <w:shd w:val="clear" w:color="auto" w:fill="F2F2F2"/>
           </w:tcPr>
           <w:p>
             <w:pPr>
@@ -4415,6 +4465,7 @@
           <w:tcPr>
             <w:tcW w:w="2341" w:type="dxa"/>
             <w:tcBorders/>
+            <w:shd w:val="clear" w:color="auto" w:fill="F2F2F2"/>
           </w:tcPr>
           <w:p>
             <w:pPr>
@@ -4576,6 +4627,7 @@
           <w:tcPr>
             <w:tcW w:w="2339" w:type="dxa"/>
             <w:tcBorders/>
+            <w:shd w:val="clear" w:color="auto" w:fill="F2F2F2"/>
           </w:tcPr>
           <w:p>
             <w:pPr>
@@ -4607,6 +4659,7 @@
           <w:tcPr>
             <w:tcW w:w="2340" w:type="dxa"/>
             <w:tcBorders/>
+            <w:shd w:val="clear" w:color="auto" w:fill="F2F2F2"/>
           </w:tcPr>
           <w:p>
             <w:pPr>
@@ -4638,6 +4691,7 @@
           <w:tcPr>
             <w:tcW w:w="2340" w:type="dxa"/>
             <w:tcBorders/>
+            <w:shd w:val="clear" w:color="auto" w:fill="F2F2F2"/>
           </w:tcPr>
           <w:p>
             <w:pPr>
@@ -4669,6 +4723,7 @@
           <w:tcPr>
             <w:tcW w:w="2341" w:type="dxa"/>
             <w:tcBorders/>
+            <w:shd w:val="clear" w:color="auto" w:fill="F2F2F2"/>
           </w:tcPr>
           <w:p>
             <w:pPr>
@@ -4830,6 +4885,7 @@
           <w:tcPr>
             <w:tcW w:w="2339" w:type="dxa"/>
             <w:tcBorders/>
+            <w:shd w:val="clear" w:color="auto" w:fill="F2F2F2"/>
           </w:tcPr>
           <w:p>
             <w:pPr>
@@ -4861,6 +4917,7 @@
           <w:tcPr>
             <w:tcW w:w="2340" w:type="dxa"/>
             <w:tcBorders/>
+            <w:shd w:val="clear" w:color="auto" w:fill="F2F2F2"/>
           </w:tcPr>
           <w:p>
             <w:pPr>
@@ -4892,6 +4949,7 @@
           <w:tcPr>
             <w:tcW w:w="2340" w:type="dxa"/>
             <w:tcBorders/>
+            <w:shd w:val="clear" w:color="auto" w:fill="F2F2F2"/>
           </w:tcPr>
           <w:p>
             <w:pPr>
@@ -4923,6 +4981,7 @@
           <w:tcPr>
             <w:tcW w:w="2341" w:type="dxa"/>
             <w:tcBorders/>
+            <w:shd w:val="clear" w:color="auto" w:fill="F2F2F2"/>
           </w:tcPr>
           <w:p>
             <w:pPr>
@@ -5084,6 +5143,7 @@
           <w:tcPr>
             <w:tcW w:w="2339" w:type="dxa"/>
             <w:tcBorders/>
+            <w:shd w:val="clear" w:color="auto" w:fill="F2F2F2"/>
           </w:tcPr>
           <w:p>
             <w:pPr>
@@ -5115,6 +5175,7 @@
           <w:tcPr>
             <w:tcW w:w="2340" w:type="dxa"/>
             <w:tcBorders/>
+            <w:shd w:val="clear" w:color="auto" w:fill="F2F2F2"/>
           </w:tcPr>
           <w:p>
             <w:pPr>
@@ -5146,6 +5207,7 @@
           <w:tcPr>
             <w:tcW w:w="2340" w:type="dxa"/>
             <w:tcBorders/>
+            <w:shd w:val="clear" w:color="auto" w:fill="F2F2F2"/>
           </w:tcPr>
           <w:p>
             <w:pPr>
@@ -5177,6 +5239,7 @@
           <w:tcPr>
             <w:tcW w:w="2341" w:type="dxa"/>
             <w:tcBorders/>
+            <w:shd w:val="clear" w:color="auto" w:fill="F2F2F2"/>
           </w:tcPr>
           <w:p>
             <w:pPr>
@@ -5338,6 +5401,7 @@
           <w:tcPr>
             <w:tcW w:w="2339" w:type="dxa"/>
             <w:tcBorders/>
+            <w:shd w:val="clear" w:color="auto" w:fill="F2F2F2"/>
           </w:tcPr>
           <w:p>
             <w:pPr>
@@ -5369,6 +5433,7 @@
           <w:tcPr>
             <w:tcW w:w="2340" w:type="dxa"/>
             <w:tcBorders/>
+            <w:shd w:val="clear" w:color="auto" w:fill="F2F2F2"/>
           </w:tcPr>
           <w:p>
             <w:pPr>
@@ -5400,6 +5465,7 @@
           <w:tcPr>
             <w:tcW w:w="2340" w:type="dxa"/>
             <w:tcBorders/>
+            <w:shd w:val="clear" w:color="auto" w:fill="F2F2F2"/>
           </w:tcPr>
           <w:p>
             <w:pPr>
@@ -5431,6 +5497,7 @@
           <w:tcPr>
             <w:tcW w:w="2341" w:type="dxa"/>
             <w:tcBorders/>
+            <w:shd w:val="clear" w:color="auto" w:fill="F2F2F2"/>
           </w:tcPr>
           <w:p>
             <w:pPr>
@@ -5592,6 +5659,7 @@
           <w:tcPr>
             <w:tcW w:w="2339" w:type="dxa"/>
             <w:tcBorders/>
+            <w:shd w:val="clear" w:color="auto" w:fill="F2F2F2"/>
           </w:tcPr>
           <w:p>
             <w:pPr>
@@ -5623,6 +5691,7 @@
           <w:tcPr>
             <w:tcW w:w="2340" w:type="dxa"/>
             <w:tcBorders/>
+            <w:shd w:val="clear" w:color="auto" w:fill="F2F2F2"/>
           </w:tcPr>
           <w:p>
             <w:pPr>
@@ -5654,6 +5723,7 @@
           <w:tcPr>
             <w:tcW w:w="2340" w:type="dxa"/>
             <w:tcBorders/>
+            <w:shd w:val="clear" w:color="auto" w:fill="F2F2F2"/>
           </w:tcPr>
           <w:p>
             <w:pPr>
@@ -5685,6 +5755,7 @@
           <w:tcPr>
             <w:tcW w:w="2341" w:type="dxa"/>
             <w:tcBorders/>
+            <w:shd w:val="clear" w:color="auto" w:fill="F2F2F2"/>
           </w:tcPr>
           <w:p>
             <w:pPr>
@@ -5846,6 +5917,7 @@
           <w:tcPr>
             <w:tcW w:w="2339" w:type="dxa"/>
             <w:tcBorders/>
+            <w:shd w:val="clear" w:color="auto" w:fill="F2F2F2"/>
           </w:tcPr>
           <w:p>
             <w:pPr>
@@ -5877,6 +5949,7 @@
           <w:tcPr>
             <w:tcW w:w="2340" w:type="dxa"/>
             <w:tcBorders/>
+            <w:shd w:val="clear" w:color="auto" w:fill="F2F2F2"/>
           </w:tcPr>
           <w:p>
             <w:pPr>
@@ -5908,6 +5981,7 @@
           <w:tcPr>
             <w:tcW w:w="2340" w:type="dxa"/>
             <w:tcBorders/>
+            <w:shd w:val="clear" w:color="auto" w:fill="F2F2F2"/>
           </w:tcPr>
           <w:p>
             <w:pPr>
@@ -5939,6 +6013,7 @@
           <w:tcPr>
             <w:tcW w:w="2341" w:type="dxa"/>
             <w:tcBorders/>
+            <w:shd w:val="clear" w:color="auto" w:fill="F2F2F2"/>
           </w:tcPr>
           <w:p>
             <w:pPr>
@@ -6100,6 +6175,7 @@
           <w:tcPr>
             <w:tcW w:w="2339" w:type="dxa"/>
             <w:tcBorders/>
+            <w:shd w:val="clear" w:color="auto" w:fill="F2F2F2"/>
           </w:tcPr>
           <w:p>
             <w:pPr>
@@ -6131,6 +6207,7 @@
           <w:tcPr>
             <w:tcW w:w="2340" w:type="dxa"/>
             <w:tcBorders/>
+            <w:shd w:val="clear" w:color="auto" w:fill="F2F2F2"/>
           </w:tcPr>
           <w:p>
             <w:pPr>
@@ -6162,6 +6239,7 @@
           <w:tcPr>
             <w:tcW w:w="2340" w:type="dxa"/>
             <w:tcBorders/>
+            <w:shd w:val="clear" w:color="auto" w:fill="F2F2F2"/>
           </w:tcPr>
           <w:p>
             <w:pPr>
@@ -6193,6 +6271,7 @@
           <w:tcPr>
             <w:tcW w:w="2341" w:type="dxa"/>
             <w:tcBorders/>
+            <w:shd w:val="clear" w:color="auto" w:fill="F2F2F2"/>
           </w:tcPr>
           <w:p>
             <w:pPr>
@@ -6354,6 +6433,7 @@
           <w:tcPr>
             <w:tcW w:w="2339" w:type="dxa"/>
             <w:tcBorders/>
+            <w:shd w:val="clear" w:color="auto" w:fill="F2F2F2"/>
           </w:tcPr>
           <w:p>
             <w:pPr>
@@ -6385,6 +6465,7 @@
           <w:tcPr>
             <w:tcW w:w="2340" w:type="dxa"/>
             <w:tcBorders/>
+            <w:shd w:val="clear" w:color="auto" w:fill="F2F2F2"/>
           </w:tcPr>
           <w:p>
             <w:pPr>
@@ -6416,6 +6497,7 @@
           <w:tcPr>
             <w:tcW w:w="2340" w:type="dxa"/>
             <w:tcBorders/>
+            <w:shd w:val="clear" w:color="auto" w:fill="F2F2F2"/>
           </w:tcPr>
           <w:p>
             <w:pPr>
@@ -6447,6 +6529,7 @@
           <w:tcPr>
             <w:tcW w:w="2341" w:type="dxa"/>
             <w:tcBorders/>
+            <w:shd w:val="clear" w:color="auto" w:fill="F2F2F2"/>
           </w:tcPr>
           <w:p>
             <w:pPr>
@@ -6584,6 +6667,14 @@
           <w:end w:w="108" w:type="dxa"/>
         </w:tblCellMar>
         <w:tblLook w:noHBand="0" w:lastColumn="0" w:firstColumn="0" w:lastRow="0" w:firstRow="1" w:noVBand="0" w:val="0020"/>
+        <w:tblBorders>
+          <w:top w:val="single" w:sz="4" w:space="0" w:color="BFBFBF"/>
+          <w:left w:val="single" w:sz="4" w:space="0" w:color="BFBFBF"/>
+          <w:bottom w:val="single" w:sz="4" w:space="0" w:color="BFBFBF"/>
+          <w:right w:val="single" w:sz="4" w:space="0" w:color="BFBFBF"/>
+          <w:insideH w:val="single" w:sz="4" w:space="0" w:color="BFBFBF"/>
+          <w:insideV w:val="single" w:sz="4" w:space="0" w:color="BFBFBF"/>
+        </w:tblBorders>
       </w:tblPr>
       <w:tblGrid>
         <w:gridCol w:w="3120"/>
@@ -6601,24 +6692,27 @@
               <w:bottom w:val="single" w:sz="6" w:space="0" w:color="000000"/>
             </w:tcBorders>
             <w:vAlign w:val="bottom"/>
-          </w:tcPr>
-          <w:p>
-            <w:pPr>
-              <w:pStyle w:val="Compact"/>
-              <w:widowControl/>
-              <w:spacing w:before="36" w:after="36"/>
-              <w:jc w:val="start"/>
-              <w:rPr>
-                <w:rFonts w:ascii="Aptos" w:hAnsi="Aptos" w:eastAsia="" w:cs=""/>
-                <w:kern w:val="0"/>
-                <w:sz w:val="24"/>
-                <w:szCs w:val="24"/>
-                <w:lang w:val="en-US" w:eastAsia="zh-CN" w:bidi="ar-SA"/>
-              </w:rPr>
-            </w:pPr>
-            <w:r>
-              <w:rPr>
-                <w:rFonts w:eastAsia="" w:cs=""/>
+            <w:shd w:val="clear" w:color="auto" w:fill="003366"/>
+          </w:tcPr>
+          <w:p>
+            <w:pPr>
+              <w:pStyle w:val="Compact"/>
+              <w:widowControl/>
+              <w:spacing w:before="36" w:after="36"/>
+              <w:jc w:val="start"/>
+              <w:rPr>
+                <w:rFonts w:ascii="Aptos" w:hAnsi="Aptos" w:eastAsia="" w:cs=""/>
+                <w:kern w:val="0"/>
+                <w:sz w:val="24"/>
+                <w:szCs w:val="24"/>
+                <w:lang w:val="en-US" w:eastAsia="zh-CN" w:bidi="ar-SA"/>
+              </w:rPr>
+            </w:pPr>
+            <w:r>
+              <w:rPr>
+                <w:rFonts w:eastAsia="" w:cs=""/>
+                <w:b/>
+                <w:color w:val="FFFFFF"/>
                 <w:kern w:val="0"/>
                 <w:sz w:val="24"/>
                 <w:szCs w:val="24"/>
@@ -6635,24 +6729,27 @@
               <w:bottom w:val="single" w:sz="6" w:space="0" w:color="000000"/>
             </w:tcBorders>
             <w:vAlign w:val="bottom"/>
-          </w:tcPr>
-          <w:p>
-            <w:pPr>
-              <w:pStyle w:val="Compact"/>
-              <w:widowControl/>
-              <w:spacing w:before="36" w:after="36"/>
-              <w:jc w:val="start"/>
-              <w:rPr>
-                <w:rFonts w:ascii="Aptos" w:hAnsi="Aptos" w:eastAsia="" w:cs=""/>
-                <w:kern w:val="0"/>
-                <w:sz w:val="24"/>
-                <w:szCs w:val="24"/>
-                <w:lang w:val="en-US" w:eastAsia="zh-CN" w:bidi="ar-SA"/>
-              </w:rPr>
-            </w:pPr>
-            <w:r>
-              <w:rPr>
-                <w:rFonts w:eastAsia="" w:cs=""/>
+            <w:shd w:val="clear" w:color="auto" w:fill="003366"/>
+          </w:tcPr>
+          <w:p>
+            <w:pPr>
+              <w:pStyle w:val="Compact"/>
+              <w:widowControl/>
+              <w:spacing w:before="36" w:after="36"/>
+              <w:jc w:val="start"/>
+              <w:rPr>
+                <w:rFonts w:ascii="Aptos" w:hAnsi="Aptos" w:eastAsia="" w:cs=""/>
+                <w:kern w:val="0"/>
+                <w:sz w:val="24"/>
+                <w:szCs w:val="24"/>
+                <w:lang w:val="en-US" w:eastAsia="zh-CN" w:bidi="ar-SA"/>
+              </w:rPr>
+            </w:pPr>
+            <w:r>
+              <w:rPr>
+                <w:rFonts w:eastAsia="" w:cs=""/>
+                <w:b/>
+                <w:color w:val="FFFFFF"/>
                 <w:kern w:val="0"/>
                 <w:sz w:val="24"/>
                 <w:szCs w:val="24"/>
@@ -6669,24 +6766,27 @@
               <w:bottom w:val="single" w:sz="6" w:space="0" w:color="000000"/>
             </w:tcBorders>
             <w:vAlign w:val="bottom"/>
-          </w:tcPr>
-          <w:p>
-            <w:pPr>
-              <w:pStyle w:val="Compact"/>
-              <w:widowControl/>
-              <w:spacing w:before="36" w:after="36"/>
-              <w:jc w:val="start"/>
-              <w:rPr>
-                <w:rFonts w:ascii="Aptos" w:hAnsi="Aptos" w:eastAsia="" w:cs=""/>
-                <w:kern w:val="0"/>
-                <w:sz w:val="24"/>
-                <w:szCs w:val="24"/>
-                <w:lang w:val="en-US" w:eastAsia="zh-CN" w:bidi="ar-SA"/>
-              </w:rPr>
-            </w:pPr>
-            <w:r>
-              <w:rPr>
-                <w:rFonts w:eastAsia="" w:cs=""/>
+            <w:shd w:val="clear" w:color="auto" w:fill="003366"/>
+          </w:tcPr>
+          <w:p>
+            <w:pPr>
+              <w:pStyle w:val="Compact"/>
+              <w:widowControl/>
+              <w:spacing w:before="36" w:after="36"/>
+              <w:jc w:val="start"/>
+              <w:rPr>
+                <w:rFonts w:ascii="Aptos" w:hAnsi="Aptos" w:eastAsia="" w:cs=""/>
+                <w:kern w:val="0"/>
+                <w:sz w:val="24"/>
+                <w:szCs w:val="24"/>
+                <w:lang w:val="en-US" w:eastAsia="zh-CN" w:bidi="ar-SA"/>
+              </w:rPr>
+            </w:pPr>
+            <w:r>
+              <w:rPr>
+                <w:rFonts w:eastAsia="" w:cs=""/>
+                <w:b/>
+                <w:color w:val="FFFFFF"/>
                 <w:kern w:val="0"/>
                 <w:sz w:val="24"/>
                 <w:szCs w:val="24"/>
@@ -6799,6 +6899,7 @@
           <w:tcPr>
             <w:tcW w:w="3120" w:type="dxa"/>
             <w:tcBorders/>
+            <w:shd w:val="clear" w:color="auto" w:fill="F2F2F2"/>
           </w:tcPr>
           <w:p>
             <w:pPr>
@@ -6830,6 +6931,7 @@
           <w:tcPr>
             <w:tcW w:w="3120" w:type="dxa"/>
             <w:tcBorders/>
+            <w:shd w:val="clear" w:color="auto" w:fill="F2F2F2"/>
           </w:tcPr>
           <w:p>
             <w:pPr>
@@ -6861,6 +6963,7 @@
           <w:tcPr>
             <w:tcW w:w="3120" w:type="dxa"/>
             <w:tcBorders/>
+            <w:shd w:val="clear" w:color="auto" w:fill="F2F2F2"/>
           </w:tcPr>
           <w:p>
             <w:pPr>
@@ -6991,6 +7094,7 @@
           <w:tcPr>
             <w:tcW w:w="3120" w:type="dxa"/>
             <w:tcBorders/>
+            <w:shd w:val="clear" w:color="auto" w:fill="F2F2F2"/>
           </w:tcPr>
           <w:p>
             <w:pPr>
@@ -7022,6 +7126,7 @@
           <w:tcPr>
             <w:tcW w:w="3120" w:type="dxa"/>
             <w:tcBorders/>
+            <w:shd w:val="clear" w:color="auto" w:fill="F2F2F2"/>
           </w:tcPr>
           <w:p>
             <w:pPr>
@@ -7053,6 +7158,7 @@
           <w:tcPr>
             <w:tcW w:w="3120" w:type="dxa"/>
             <w:tcBorders/>
+            <w:shd w:val="clear" w:color="auto" w:fill="F2F2F2"/>
           </w:tcPr>
           <w:p>
             <w:pPr>
@@ -7183,6 +7289,7 @@
           <w:tcPr>
             <w:tcW w:w="3120" w:type="dxa"/>
             <w:tcBorders/>
+            <w:shd w:val="clear" w:color="auto" w:fill="F2F2F2"/>
           </w:tcPr>
           <w:p>
             <w:pPr>
@@ -7214,6 +7321,7 @@
           <w:tcPr>
             <w:tcW w:w="3120" w:type="dxa"/>
             <w:tcBorders/>
+            <w:shd w:val="clear" w:color="auto" w:fill="F2F2F2"/>
           </w:tcPr>
           <w:p>
             <w:pPr>
@@ -7245,6 +7353,7 @@
           <w:tcPr>
             <w:tcW w:w="3120" w:type="dxa"/>
             <w:tcBorders/>
+            <w:shd w:val="clear" w:color="auto" w:fill="F2F2F2"/>
           </w:tcPr>
           <w:p>
             <w:pPr>
@@ -7375,6 +7484,7 @@
           <w:tcPr>
             <w:tcW w:w="3120" w:type="dxa"/>
             <w:tcBorders/>
+            <w:shd w:val="clear" w:color="auto" w:fill="F2F2F2"/>
           </w:tcPr>
           <w:p>
             <w:pPr>
@@ -7406,6 +7516,7 @@
           <w:tcPr>
             <w:tcW w:w="3120" w:type="dxa"/>
             <w:tcBorders/>
+            <w:shd w:val="clear" w:color="auto" w:fill="F2F2F2"/>
           </w:tcPr>
           <w:p>
             <w:pPr>
@@ -7437,6 +7548,7 @@
           <w:tcPr>
             <w:tcW w:w="3120" w:type="dxa"/>
             <w:tcBorders/>
+            <w:shd w:val="clear" w:color="auto" w:fill="F2F2F2"/>
           </w:tcPr>
           <w:p>
             <w:pPr>

--- a/CMMC-2/CSW-CMMC-Compliance-Report.docx
+++ b/CMMC-2/CSW-CMMC-Compliance-Report.docx
@@ -252,11 +252,11 @@
           <w:i/>
           <w:iCs/>
         </w:rPr>
-        <w:t>CMMC 2.0 Technical Runbook</w:t>
-      </w:r>
-      <w:r>
-        <w:rPr/>
-        <w:t xml:space="preserve"> walks through CUI scope labelling, per-family implementation steps for Level 2, and the Level 1 / Level 3 deltas. Read this report for the audit-narrative view; read the runbook for the deployment view.</w:t>
+        <w:t>CMMC 2.0 Reference Design</w:t>
+      </w:r>
+      <w:r>
+        <w:rPr/>
+        <w:t xml:space="preserve"> walks through CUI scope labelling, per-family implementation steps for Level 2, and the Level 1 / Level 3 deltas. Read this report for the audit-narrative view; read the reference design for the deployment view.</w:t>
       </w:r>
     </w:p>
     <w:p>
@@ -7994,7 +7994,7 @@
       </w:pPr>
       <w:r>
         <w:rPr/>
-        <w:t xml:space="preserve">This report and its companion runbook describe how Cisco Secure Workload capabilities can support a CMMC 2.0 programme at Level 2 (with Level 1 and Level 3 deltas). They are </w:t>
+        <w:t xml:space="preserve">This report and its companion reference design describe how Cisco Secure Workload capabilities can support a CMMC 2.0 programme at Level 2 (with Level 1 and Level 3 deltas). They are </w:t>
       </w:r>
       <w:r>
         <w:rPr>
